--- a/assets/documentos/fpj7-plantilla.docx
+++ b/assets/documentos/fpj7-plantilla.docx
@@ -84,7 +84,7 @@
     </w:p>
     <w:tbl>
       <w:tblPr>
-        <w:tblW w:type="dxa" w:w="3150"/>
+        <w:tblW w:type="dxa" w:w="4270"/>
         <w:jc w:val="right"/>
         <w:tblBorders>
           <w:top w:val="single" w:color="auto" w:sz="4"/>
@@ -96,21 +96,21 @@
         </w:tblBorders>
       </w:tblPr>
       <w:tblGrid>
-        <w:gridCol w:w="315"/>
-        <w:gridCol w:w="315"/>
-        <w:gridCol w:w="315"/>
-        <w:gridCol w:w="315"/>
-        <w:gridCol w:w="315"/>
-        <w:gridCol w:w="315"/>
-        <w:gridCol w:w="315"/>
-        <w:gridCol w:w="315"/>
-        <w:gridCol w:w="315"/>
-        <w:gridCol w:w="315"/>
+        <w:gridCol w:w="427"/>
+        <w:gridCol w:w="427"/>
+        <w:gridCol w:w="427"/>
+        <w:gridCol w:w="427"/>
+        <w:gridCol w:w="427"/>
+        <w:gridCol w:w="427"/>
+        <w:gridCol w:w="427"/>
+        <w:gridCol w:w="427"/>
+        <w:gridCol w:w="427"/>
+        <w:gridCol w:w="427"/>
       </w:tblGrid>
       <w:tr>
         <w:tc>
           <w:tcPr>
-            <w:tcW w:type="dxa" w:w="315"/>
+            <w:tcW w:type="dxa" w:w="427"/>
             <w:gridSpan w:val="1"/>
             <w:tcBorders>
               <w:top w:val="single" w:color="000000" w:sz="4"/>
@@ -145,7 +145,7 @@
         </w:tc>
         <w:tc>
           <w:tcPr>
-            <w:tcW w:type="dxa" w:w="315"/>
+            <w:tcW w:type="dxa" w:w="427"/>
             <w:gridSpan w:val="1"/>
             <w:tcBorders>
               <w:top w:val="single" w:color="000000" w:sz="4"/>
@@ -180,7 +180,7 @@
         </w:tc>
         <w:tc>
           <w:tcPr>
-            <w:tcW w:type="dxa" w:w="315"/>
+            <w:tcW w:type="dxa" w:w="427"/>
             <w:gridSpan w:val="1"/>
             <w:tcBorders>
               <w:top w:val="single" w:color="000000" w:sz="4"/>
@@ -215,7 +215,7 @@
         </w:tc>
         <w:tc>
           <w:tcPr>
-            <w:tcW w:type="dxa" w:w="315"/>
+            <w:tcW w:type="dxa" w:w="427"/>
             <w:gridSpan w:val="1"/>
             <w:tcBorders>
               <w:top w:val="single" w:color="000000" w:sz="4"/>
@@ -250,7 +250,7 @@
         </w:tc>
         <w:tc>
           <w:tcPr>
-            <w:tcW w:type="dxa" w:w="315"/>
+            <w:tcW w:type="dxa" w:w="427"/>
             <w:gridSpan w:val="1"/>
             <w:tcBorders>
               <w:top w:val="single" w:color="000000" w:sz="4"/>
@@ -285,7 +285,7 @@
         </w:tc>
         <w:tc>
           <w:tcPr>
-            <w:tcW w:type="dxa" w:w="315"/>
+            <w:tcW w:type="dxa" w:w="427"/>
             <w:gridSpan w:val="1"/>
             <w:tcBorders>
               <w:top w:val="single" w:color="000000" w:sz="4"/>
@@ -320,7 +320,7 @@
         </w:tc>
         <w:tc>
           <w:tcPr>
-            <w:tcW w:type="dxa" w:w="315"/>
+            <w:tcW w:type="dxa" w:w="427"/>
             <w:gridSpan w:val="1"/>
             <w:tcBorders>
               <w:top w:val="single" w:color="000000" w:sz="4"/>
@@ -355,7 +355,7 @@
         </w:tc>
         <w:tc>
           <w:tcPr>
-            <w:tcW w:type="dxa" w:w="315"/>
+            <w:tcW w:type="dxa" w:w="427"/>
             <w:gridSpan w:val="1"/>
             <w:tcBorders>
               <w:top w:val="single" w:color="000000" w:sz="4"/>
@@ -390,7 +390,7 @@
         </w:tc>
         <w:tc>
           <w:tcPr>
-            <w:tcW w:type="dxa" w:w="315"/>
+            <w:tcW w:type="dxa" w:w="427"/>
             <w:gridSpan w:val="1"/>
             <w:tcBorders>
               <w:top w:val="single" w:color="000000" w:sz="4"/>
@@ -425,7 +425,7 @@
         </w:tc>
         <w:tc>
           <w:tcPr>
-            <w:tcW w:type="dxa" w:w="315"/>
+            <w:tcW w:type="dxa" w:w="427"/>
             <w:gridSpan w:val="1"/>
             <w:tcBorders>
               <w:top w:val="single" w:color="000000" w:sz="4"/>
@@ -467,7 +467,7 @@
     </w:p>
     <w:tbl>
       <w:tblPr>
-        <w:tblW w:type="dxa" w:w="10800"/>
+        <w:tblW w:type="dxa" w:w="14640"/>
         <w:tblBorders>
           <w:top w:val="single" w:color="auto" w:sz="4"/>
           <w:left w:val="single" w:color="auto" w:sz="4"/>
@@ -478,12 +478,12 @@
         </w:tblBorders>
       </w:tblPr>
       <w:tblGrid>
-        <w:gridCol w:w="10800"/>
+        <w:gridCol w:w="14640"/>
       </w:tblGrid>
       <w:tr>
         <w:tc>
           <w:tcPr>
-            <w:tcW w:type="dxa" w:w="10800"/>
+            <w:tcW w:type="dxa" w:w="14640"/>
             <w:gridSpan w:val="1"/>
             <w:tcBorders>
               <w:top w:val="single" w:color="000000" w:sz="4"/>
@@ -501,7 +501,7 @@
           </w:tcPr>
           <w:tbl>
             <w:tblPr>
-              <w:tblW w:type="dxa" w:w="10800"/>
+              <w:tblW w:type="dxa" w:w="14640"/>
               <w:tblBorders>
                 <w:top w:val="single" w:color="auto" w:sz="4"/>
                 <w:left w:val="single" w:color="auto" w:sz="4"/>
@@ -512,13 +512,13 @@
               </w:tblBorders>
             </w:tblPr>
             <w:tblGrid>
-              <w:gridCol w:w="7117"/>
-              <w:gridCol w:w="3683"/>
+              <w:gridCol w:w="9647"/>
+              <w:gridCol w:w="4993"/>
             </w:tblGrid>
             <w:tr>
               <w:tc>
                 <w:tcPr>
-                  <w:tcW w:type="dxa" w:w="7117"/>
+                  <w:tcW w:type="dxa" w:w="9647"/>
                   <w:gridSpan w:val="1"/>
                   <w:tcBorders>
                     <w:top w:val="single" w:color="000000" w:sz="4"/>
@@ -554,7 +554,7 @@
               </w:tc>
               <w:tc>
                 <w:tcPr>
-                  <w:tcW w:type="dxa" w:w="3683"/>
+                  <w:tcW w:type="dxa" w:w="4993"/>
                   <w:gridSpan w:val="1"/>
                   <w:tcBorders>
                     <w:top w:val="single" w:color="000000" w:sz="4"/>
@@ -592,7 +592,7 @@
             <w:tr>
               <w:tc>
                 <w:tcPr>
-                  <w:tcW w:type="dxa" w:w="7117"/>
+                  <w:tcW w:type="dxa" w:w="9647"/>
                   <w:gridSpan w:val="1"/>
                   <w:tcBorders>
                     <w:top w:val="single" w:color="000000" w:sz="4"/>
@@ -610,7 +610,7 @@
                 </w:tcPr>
                 <w:tbl>
                   <w:tblPr>
-                    <w:tblW w:type="dxa" w:w="6900"/>
+                    <w:tblW w:type="dxa" w:w="9353"/>
                     <w:tblBorders>
                       <w:top w:val="single" w:color="auto" w:sz="4"/>
                       <w:left w:val="single" w:color="auto" w:sz="4"/>
@@ -621,28 +621,32 @@
                     </w:tblBorders>
                   </w:tblPr>
                   <w:tblGrid>
-                    <w:gridCol w:w="405"/>
-                    <w:gridCol w:w="405"/>
-                    <w:gridCol w:w="405"/>
-                    <w:gridCol w:w="405"/>
-                    <w:gridCol w:w="405"/>
-                    <w:gridCol w:w="405"/>
-                    <w:gridCol w:w="405"/>
-                    <w:gridCol w:w="405"/>
-                    <w:gridCol w:w="405"/>
-                    <w:gridCol w:w="405"/>
-                    <w:gridCol w:w="405"/>
-                    <w:gridCol w:w="405"/>
-                    <w:gridCol w:w="405"/>
-                    <w:gridCol w:w="405"/>
-                    <w:gridCol w:w="405"/>
-                    <w:gridCol w:w="405"/>
-                    <w:gridCol w:w="405"/>
+                    <w:gridCol w:w="445"/>
+                    <w:gridCol w:w="445"/>
+                    <w:gridCol w:w="445"/>
+                    <w:gridCol w:w="445"/>
+                    <w:gridCol w:w="445"/>
+                    <w:gridCol w:w="445"/>
+                    <w:gridCol w:w="445"/>
+                    <w:gridCol w:w="445"/>
+                    <w:gridCol w:w="445"/>
+                    <w:gridCol w:w="445"/>
+                    <w:gridCol w:w="445"/>
+                    <w:gridCol w:w="445"/>
+                    <w:gridCol w:w="445"/>
+                    <w:gridCol w:w="445"/>
+                    <w:gridCol w:w="445"/>
+                    <w:gridCol w:w="445"/>
+                    <w:gridCol w:w="445"/>
+                    <w:gridCol w:w="445"/>
+                    <w:gridCol w:w="445"/>
+                    <w:gridCol w:w="445"/>
+                    <w:gridCol w:w="445"/>
                   </w:tblGrid>
                   <w:tr>
                     <w:tc>
                       <w:tcPr>
-                        <w:tcW w:type="dxa" w:w="405"/>
+                        <w:tcW w:type="dxa" w:w="445"/>
                         <w:gridSpan w:val="1"/>
                         <w:tcBorders>
                           <w:top w:val="single" w:color="000000" w:sz="4"/>
@@ -677,7 +681,7 @@
                     </w:tc>
                     <w:tc>
                       <w:tcPr>
-                        <w:tcW w:type="dxa" w:w="405"/>
+                        <w:tcW w:type="dxa" w:w="445"/>
                         <w:gridSpan w:val="1"/>
                         <w:tcBorders>
                           <w:top w:val="single" w:color="000000" w:sz="4"/>
@@ -712,7 +716,7 @@
                     </w:tc>
                     <w:tc>
                       <w:tcPr>
-                        <w:tcW w:type="dxa" w:w="405"/>
+                        <w:tcW w:type="dxa" w:w="445"/>
                         <w:gridSpan w:val="1"/>
                         <w:tcBorders>
                           <w:top w:val="single" w:color="000000" w:sz="4"/>
@@ -747,7 +751,7 @@
                     </w:tc>
                     <w:tc>
                       <w:tcPr>
-                        <w:tcW w:type="dxa" w:w="405"/>
+                        <w:tcW w:type="dxa" w:w="445"/>
                         <w:gridSpan w:val="1"/>
                         <w:tcBorders>
                           <w:top w:val="single" w:color="000000" w:sz="4"/>
@@ -782,7 +786,7 @@
                     </w:tc>
                     <w:tc>
                       <w:tcPr>
-                        <w:tcW w:type="dxa" w:w="405"/>
+                        <w:tcW w:type="dxa" w:w="445"/>
                         <w:gridSpan w:val="1"/>
                         <w:tcBorders>
                           <w:top w:val="single" w:color="000000" w:sz="4"/>
@@ -817,7 +821,7 @@
                     </w:tc>
                     <w:tc>
                       <w:tcPr>
-                        <w:tcW w:type="dxa" w:w="405"/>
+                        <w:tcW w:type="dxa" w:w="445"/>
                         <w:gridSpan w:val="1"/>
                         <w:tcBorders>
                           <w:top w:val="single" w:color="000000" w:sz="4"/>
@@ -852,7 +856,7 @@
                     </w:tc>
                     <w:tc>
                       <w:tcPr>
-                        <w:tcW w:type="dxa" w:w="405"/>
+                        <w:tcW w:type="dxa" w:w="445"/>
                         <w:gridSpan w:val="1"/>
                         <w:tcBorders>
                           <w:top w:val="single" w:color="000000" w:sz="4"/>
@@ -887,7 +891,7 @@
                     </w:tc>
                     <w:tc>
                       <w:tcPr>
-                        <w:tcW w:type="dxa" w:w="405"/>
+                        <w:tcW w:type="dxa" w:w="445"/>
                         <w:gridSpan w:val="1"/>
                         <w:tcBorders>
                           <w:top w:val="single" w:color="000000" w:sz="4"/>
@@ -922,7 +926,7 @@
                     </w:tc>
                     <w:tc>
                       <w:tcPr>
-                        <w:tcW w:type="dxa" w:w="405"/>
+                        <w:tcW w:type="dxa" w:w="445"/>
                         <w:gridSpan w:val="1"/>
                         <w:tcBorders>
                           <w:top w:val="single" w:color="000000" w:sz="4"/>
@@ -957,7 +961,7 @@
                     </w:tc>
                     <w:tc>
                       <w:tcPr>
-                        <w:tcW w:type="dxa" w:w="405"/>
+                        <w:tcW w:type="dxa" w:w="445"/>
                         <w:gridSpan w:val="1"/>
                         <w:tcBorders>
                           <w:top w:val="single" w:color="000000" w:sz="4"/>
@@ -992,7 +996,7 @@
                     </w:tc>
                     <w:tc>
                       <w:tcPr>
-                        <w:tcW w:type="dxa" w:w="405"/>
+                        <w:tcW w:type="dxa" w:w="445"/>
                         <w:gridSpan w:val="1"/>
                         <w:tcBorders>
                           <w:top w:val="single" w:color="000000" w:sz="4"/>
@@ -1027,7 +1031,7 @@
                     </w:tc>
                     <w:tc>
                       <w:tcPr>
-                        <w:tcW w:type="dxa" w:w="405"/>
+                        <w:tcW w:type="dxa" w:w="445"/>
                         <w:gridSpan w:val="1"/>
                         <w:tcBorders>
                           <w:top w:val="single" w:color="000000" w:sz="4"/>
@@ -1062,7 +1066,7 @@
                     </w:tc>
                     <w:tc>
                       <w:tcPr>
-                        <w:tcW w:type="dxa" w:w="405"/>
+                        <w:tcW w:type="dxa" w:w="445"/>
                         <w:gridSpan w:val="1"/>
                         <w:tcBorders>
                           <w:top w:val="single" w:color="000000" w:sz="4"/>
@@ -1097,7 +1101,7 @@
                     </w:tc>
                     <w:tc>
                       <w:tcPr>
-                        <w:tcW w:type="dxa" w:w="405"/>
+                        <w:tcW w:type="dxa" w:w="445"/>
                         <w:gridSpan w:val="1"/>
                         <w:tcBorders>
                           <w:top w:val="single" w:color="000000" w:sz="4"/>
@@ -1132,7 +1136,7 @@
                     </w:tc>
                     <w:tc>
                       <w:tcPr>
-                        <w:tcW w:type="dxa" w:w="405"/>
+                        <w:tcW w:type="dxa" w:w="445"/>
                         <w:gridSpan w:val="1"/>
                         <w:tcBorders>
                           <w:top w:val="single" w:color="000000" w:sz="4"/>
@@ -1167,7 +1171,7 @@
                     </w:tc>
                     <w:tc>
                       <w:tcPr>
-                        <w:tcW w:type="dxa" w:w="405"/>
+                        <w:tcW w:type="dxa" w:w="445"/>
                         <w:gridSpan w:val="1"/>
                         <w:tcBorders>
                           <w:top w:val="single" w:color="000000" w:sz="4"/>
@@ -1202,7 +1206,7 @@
                     </w:tc>
                     <w:tc>
                       <w:tcPr>
-                        <w:tcW w:type="dxa" w:w="405"/>
+                        <w:tcW w:type="dxa" w:w="445"/>
                         <w:gridSpan w:val="1"/>
                         <w:tcBorders>
                           <w:top w:val="single" w:color="000000" w:sz="4"/>
@@ -1232,6 +1236,352 @@
                             <w:szCs w:val="24"/>
                           </w:rPr>
                           <w:t xml:space="preserve"/>
+                        </w:r>
+                      </w:p>
+                    </w:tc>
+                    <w:tc>
+                      <w:tcPr>
+                        <w:tcW w:type="dxa" w:w="445"/>
+                        <w:gridSpan w:val="1"/>
+                        <w:tcBorders>
+                          <w:top w:val="single" w:color="000000" w:sz="4"/>
+                          <w:left w:val="single" w:color="000000" w:sz="4"/>
+                          <w:bottom w:val="single" w:color="000000" w:sz="4"/>
+                          <w:right w:val="single" w:color="000000" w:sz="4"/>
+                        </w:tcBorders>
+                        <w:tcMar>
+                          <w:top w:type="dxa" w:w="20"/>
+                          <w:left w:type="dxa" w:w="10"/>
+                          <w:bottom w:type="dxa" w:w="20"/>
+                          <w:right w:type="dxa" w:w="10"/>
+                        </w:tcMar>
+                        <w:vAlign w:val="center"/>
+                      </w:tcPr>
+                      <w:p>
+                        <w:pPr>
+                          <w:spacing w:after="10" w:before="10"/>
+                          <w:jc w:val="center"/>
+                        </w:pPr>
+                        <w:r>
+                          <w:rPr>
+                            <w:rFonts w:ascii="Arial" w:cs="Arial" w:eastAsia="Arial" w:hAnsi="Arial"/>
+                            <w:b w:val="false"/>
+                            <w:bCs w:val="false"/>
+                            <w:sz w:val="24"/>
+                            <w:szCs w:val="24"/>
+                          </w:rPr>
+                          <w:t xml:space="preserve"/>
+                        </w:r>
+                      </w:p>
+                    </w:tc>
+                    <w:tc>
+                      <w:tcPr>
+                        <w:tcW w:type="dxa" w:w="445"/>
+                        <w:gridSpan w:val="1"/>
+                        <w:tcBorders>
+                          <w:top w:val="single" w:color="000000" w:sz="4"/>
+                          <w:left w:val="single" w:color="000000" w:sz="4"/>
+                          <w:bottom w:val="single" w:color="000000" w:sz="4"/>
+                          <w:right w:val="single" w:color="000000" w:sz="4"/>
+                        </w:tcBorders>
+                        <w:tcMar>
+                          <w:top w:type="dxa" w:w="20"/>
+                          <w:left w:type="dxa" w:w="10"/>
+                          <w:bottom w:type="dxa" w:w="20"/>
+                          <w:right w:type="dxa" w:w="10"/>
+                        </w:tcMar>
+                        <w:vAlign w:val="center"/>
+                      </w:tcPr>
+                      <w:p>
+                        <w:pPr>
+                          <w:spacing w:after="10" w:before="10"/>
+                          <w:jc w:val="center"/>
+                        </w:pPr>
+                        <w:r>
+                          <w:rPr>
+                            <w:rFonts w:ascii="Arial" w:cs="Arial" w:eastAsia="Arial" w:hAnsi="Arial"/>
+                            <w:b w:val="false"/>
+                            <w:bCs w:val="false"/>
+                            <w:sz w:val="24"/>
+                            <w:szCs w:val="24"/>
+                          </w:rPr>
+                          <w:t xml:space="preserve"/>
+                        </w:r>
+                      </w:p>
+                    </w:tc>
+                    <w:tc>
+                      <w:tcPr>
+                        <w:tcW w:type="dxa" w:w="445"/>
+                        <w:gridSpan w:val="1"/>
+                        <w:tcBorders>
+                          <w:top w:val="single" w:color="000000" w:sz="4"/>
+                          <w:left w:val="single" w:color="000000" w:sz="4"/>
+                          <w:bottom w:val="single" w:color="000000" w:sz="4"/>
+                          <w:right w:val="single" w:color="000000" w:sz="4"/>
+                        </w:tcBorders>
+                        <w:tcMar>
+                          <w:top w:type="dxa" w:w="20"/>
+                          <w:left w:type="dxa" w:w="10"/>
+                          <w:bottom w:type="dxa" w:w="20"/>
+                          <w:right w:type="dxa" w:w="10"/>
+                        </w:tcMar>
+                        <w:vAlign w:val="center"/>
+                      </w:tcPr>
+                      <w:p>
+                        <w:pPr>
+                          <w:spacing w:after="10" w:before="10"/>
+                          <w:jc w:val="center"/>
+                        </w:pPr>
+                        <w:r>
+                          <w:rPr>
+                            <w:rFonts w:ascii="Arial" w:cs="Arial" w:eastAsia="Arial" w:hAnsi="Arial"/>
+                            <w:b w:val="false"/>
+                            <w:bCs w:val="false"/>
+                            <w:sz w:val="24"/>
+                            <w:szCs w:val="24"/>
+                          </w:rPr>
+                          <w:t xml:space="preserve"/>
+                        </w:r>
+                      </w:p>
+                    </w:tc>
+                    <w:tc>
+                      <w:tcPr>
+                        <w:tcW w:type="dxa" w:w="445"/>
+                        <w:gridSpan w:val="1"/>
+                        <w:tcBorders>
+                          <w:top w:val="single" w:color="000000" w:sz="4"/>
+                          <w:left w:val="single" w:color="000000" w:sz="4"/>
+                          <w:bottom w:val="single" w:color="000000" w:sz="4"/>
+                          <w:right w:val="single" w:color="000000" w:sz="4"/>
+                        </w:tcBorders>
+                        <w:tcMar>
+                          <w:top w:type="dxa" w:w="20"/>
+                          <w:left w:type="dxa" w:w="10"/>
+                          <w:bottom w:type="dxa" w:w="20"/>
+                          <w:right w:type="dxa" w:w="10"/>
+                        </w:tcMar>
+                        <w:vAlign w:val="center"/>
+                      </w:tcPr>
+                      <w:p>
+                        <w:pPr>
+                          <w:spacing w:after="10" w:before="10"/>
+                          <w:jc w:val="center"/>
+                        </w:pPr>
+                        <w:r>
+                          <w:rPr>
+                            <w:rFonts w:ascii="Arial" w:cs="Arial" w:eastAsia="Arial" w:hAnsi="Arial"/>
+                            <w:b w:val="false"/>
+                            <w:bCs w:val="false"/>
+                            <w:sz w:val="24"/>
+                            <w:szCs w:val="24"/>
+                          </w:rPr>
+                          <w:t xml:space="preserve"/>
+                        </w:r>
+                      </w:p>
+                    </w:tc>
+                  </w:tr>
+                  <w:tr>
+                    <w:tc>
+                      <w:tcPr>
+                        <w:tcW w:type="dxa" w:w="889"/>
+                        <w:gridSpan w:val="2"/>
+                        <w:tcBorders>
+                          <w:top w:val="single" w:color="000000" w:sz="4"/>
+                          <w:left w:val="single" w:color="000000" w:sz="4"/>
+                          <w:bottom w:val="single" w:color="000000" w:sz="4"/>
+                          <w:right w:val="single" w:color="000000" w:sz="4"/>
+                        </w:tcBorders>
+                        <w:tcMar>
+                          <w:top w:type="dxa" w:w="20"/>
+                          <w:left w:type="dxa" w:w="10"/>
+                          <w:bottom w:type="dxa" w:w="20"/>
+                          <w:right w:type="dxa" w:w="10"/>
+                        </w:tcMar>
+                        <w:vAlign w:val="center"/>
+                      </w:tcPr>
+                      <w:p>
+                        <w:pPr>
+                          <w:spacing w:after="10" w:before="10"/>
+                          <w:jc w:val="center"/>
+                        </w:pPr>
+                        <w:r>
+                          <w:rPr>
+                            <w:rFonts w:ascii="Arial" w:cs="Arial" w:eastAsia="Arial" w:hAnsi="Arial"/>
+                            <w:b w:val="false"/>
+                            <w:sz w:val="10"/>
+                            <w:szCs w:val="10"/>
+                          </w:rPr>
+                          <w:t xml:space="preserve">DPTO</w:t>
+                        </w:r>
+                      </w:p>
+                    </w:tc>
+                    <w:tc>
+                      <w:tcPr>
+                        <w:tcW w:type="dxa" w:w="1334"/>
+                        <w:gridSpan w:val="3"/>
+                        <w:tcBorders>
+                          <w:top w:val="single" w:color="000000" w:sz="4"/>
+                          <w:left w:val="single" w:color="000000" w:sz="4"/>
+                          <w:bottom w:val="single" w:color="000000" w:sz="4"/>
+                          <w:right w:val="single" w:color="000000" w:sz="4"/>
+                        </w:tcBorders>
+                        <w:tcMar>
+                          <w:top w:type="dxa" w:w="20"/>
+                          <w:left w:type="dxa" w:w="10"/>
+                          <w:bottom w:type="dxa" w:w="20"/>
+                          <w:right w:type="dxa" w:w="10"/>
+                        </w:tcMar>
+                        <w:vAlign w:val="center"/>
+                      </w:tcPr>
+                      <w:p>
+                        <w:pPr>
+                          <w:spacing w:after="10" w:before="10"/>
+                          <w:jc w:val="center"/>
+                        </w:pPr>
+                        <w:r>
+                          <w:rPr>
+                            <w:rFonts w:ascii="Arial" w:cs="Arial" w:eastAsia="Arial" w:hAnsi="Arial"/>
+                            <w:b w:val="false"/>
+                            <w:sz w:val="10"/>
+                            <w:szCs w:val="10"/>
+                          </w:rPr>
+                          <w:t xml:space="preserve">MUNICIPIO</w:t>
+                        </w:r>
+                      </w:p>
+                    </w:tc>
+                    <w:tc>
+                      <w:tcPr>
+                        <w:tcW w:type="dxa" w:w="889"/>
+                        <w:gridSpan w:val="2"/>
+                        <w:tcBorders>
+                          <w:top w:val="single" w:color="000000" w:sz="4"/>
+                          <w:left w:val="single" w:color="000000" w:sz="4"/>
+                          <w:bottom w:val="single" w:color="000000" w:sz="4"/>
+                          <w:right w:val="single" w:color="000000" w:sz="4"/>
+                        </w:tcBorders>
+                        <w:tcMar>
+                          <w:top w:type="dxa" w:w="20"/>
+                          <w:left w:type="dxa" w:w="10"/>
+                          <w:bottom w:type="dxa" w:w="20"/>
+                          <w:right w:type="dxa" w:w="10"/>
+                        </w:tcMar>
+                        <w:vAlign w:val="center"/>
+                      </w:tcPr>
+                      <w:p>
+                        <w:pPr>
+                          <w:spacing w:after="10" w:before="10"/>
+                          <w:jc w:val="center"/>
+                        </w:pPr>
+                        <w:r>
+                          <w:rPr>
+                            <w:rFonts w:ascii="Arial" w:cs="Arial" w:eastAsia="Arial" w:hAnsi="Arial"/>
+                            <w:b w:val="false"/>
+                            <w:sz w:val="10"/>
+                            <w:szCs w:val="10"/>
+                          </w:rPr>
+                          <w:t xml:space="preserve">ENTIDAD</w:t>
+                        </w:r>
+                      </w:p>
+                    </w:tc>
+                    <w:tc>
+                      <w:tcPr>
+                        <w:tcW w:type="dxa" w:w="2223"/>
+                        <w:gridSpan w:val="5"/>
+                        <w:tcBorders>
+                          <w:top w:val="single" w:color="000000" w:sz="4"/>
+                          <w:left w:val="single" w:color="000000" w:sz="4"/>
+                          <w:bottom w:val="single" w:color="000000" w:sz="4"/>
+                          <w:right w:val="single" w:color="000000" w:sz="4"/>
+                        </w:tcBorders>
+                        <w:tcMar>
+                          <w:top w:type="dxa" w:w="20"/>
+                          <w:left w:type="dxa" w:w="10"/>
+                          <w:bottom w:type="dxa" w:w="20"/>
+                          <w:right w:type="dxa" w:w="10"/>
+                        </w:tcMar>
+                        <w:vAlign w:val="center"/>
+                      </w:tcPr>
+                      <w:p>
+                        <w:pPr>
+                          <w:spacing w:after="10" w:before="10"/>
+                          <w:jc w:val="center"/>
+                        </w:pPr>
+                        <w:r>
+                          <w:rPr>
+                            <w:rFonts w:ascii="Arial" w:cs="Arial" w:eastAsia="Arial" w:hAnsi="Arial"/>
+                            <w:b w:val="false"/>
+                            <w:sz w:val="10"/>
+                            <w:szCs w:val="10"/>
+                          </w:rPr>
+                          <w:t xml:space="preserve">UNIDAD</w:t>
+                        </w:r>
+                      </w:p>
+                    </w:tc>
+                    <w:tc>
+                      <w:tcPr>
+                        <w:tcW w:type="dxa" w:w="1778"/>
+                        <w:gridSpan w:val="4"/>
+                        <w:tcBorders>
+                          <w:top w:val="single" w:color="000000" w:sz="4"/>
+                          <w:left w:val="single" w:color="000000" w:sz="4"/>
+                          <w:bottom w:val="single" w:color="000000" w:sz="4"/>
+                          <w:right w:val="single" w:color="000000" w:sz="4"/>
+                        </w:tcBorders>
+                        <w:tcMar>
+                          <w:top w:type="dxa" w:w="20"/>
+                          <w:left w:type="dxa" w:w="10"/>
+                          <w:bottom w:type="dxa" w:w="20"/>
+                          <w:right w:type="dxa" w:w="10"/>
+                        </w:tcMar>
+                        <w:vAlign w:val="center"/>
+                      </w:tcPr>
+                      <w:p>
+                        <w:pPr>
+                          <w:spacing w:after="10" w:before="10"/>
+                          <w:jc w:val="center"/>
+                        </w:pPr>
+                        <w:r>
+                          <w:rPr>
+                            <w:rFonts w:ascii="Arial" w:cs="Arial" w:eastAsia="Arial" w:hAnsi="Arial"/>
+                            <w:b w:val="false"/>
+                            <w:sz w:val="10"/>
+                            <w:szCs w:val="10"/>
+                          </w:rPr>
+                          <w:t xml:space="preserve">AÑO</w:t>
+                        </w:r>
+                      </w:p>
+                    </w:tc>
+                    <w:tc>
+                      <w:tcPr>
+                        <w:tcW w:type="dxa" w:w="2223"/>
+                        <w:gridSpan w:val="5"/>
+                        <w:tcBorders>
+                          <w:top w:val="single" w:color="000000" w:sz="4"/>
+                          <w:left w:val="single" w:color="000000" w:sz="4"/>
+                          <w:bottom w:val="single" w:color="000000" w:sz="4"/>
+                          <w:right w:val="single" w:color="000000" w:sz="4"/>
+                        </w:tcBorders>
+                        <w:tcMar>
+                          <w:top w:type="dxa" w:w="20"/>
+                          <w:left w:type="dxa" w:w="10"/>
+                          <w:bottom w:type="dxa" w:w="20"/>
+                          <w:right w:type="dxa" w:w="10"/>
+                        </w:tcMar>
+                        <w:vAlign w:val="center"/>
+                      </w:tcPr>
+                      <w:p>
+                        <w:pPr>
+                          <w:spacing w:after="10" w:before="10"/>
+                          <w:jc w:val="center"/>
+                        </w:pPr>
+                        <w:r>
+                          <w:rPr>
+                            <w:rFonts w:ascii="Arial" w:cs="Arial" w:eastAsia="Arial" w:hAnsi="Arial"/>
+                            <w:b w:val="false"/>
+                            <w:sz w:val="10"/>
+                            <w:szCs w:val="10"/>
+                          </w:rPr>
+                          <w:t xml:space="preserve">CONSECUTIVO</w:t>
                         </w:r>
                       </w:p>
                     </w:tc>
@@ -1250,13 +1600,13 @@
                       <w:sz w:val="8"/>
                       <w:szCs w:val="8"/>
                     </w:rPr>
-                    <w:t xml:space="preserve">DPTO     MUNICIPIO     ENTIDAD     UNIDAD     AÑO     CONSECUTIVO</w:t>
+                    <w:t xml:space="preserve"/>
                   </w:r>
                 </w:p>
               </w:tc>
               <w:tc>
                 <w:tcPr>
-                  <w:tcW w:type="dxa" w:w="3683"/>
+                  <w:tcW w:type="dxa" w:w="4993"/>
                   <w:gridSpan w:val="1"/>
                   <w:tcBorders>
                     <w:top w:val="single" w:color="000000" w:sz="4"/>
@@ -1274,7 +1624,7 @@
                 </w:tcPr>
                 <w:tbl>
                   <w:tblPr>
-                    <w:tblW w:type="dxa" w:w="3500"/>
+                    <w:tblW w:type="dxa" w:w="4744"/>
                     <w:tblBorders>
                       <w:top w:val="single" w:color="auto" w:sz="4"/>
                       <w:left w:val="single" w:color="auto" w:sz="4"/>
@@ -1285,23 +1635,23 @@
                     </w:tblBorders>
                   </w:tblPr>
                   <w:tblGrid>
-                    <w:gridCol w:w="291"/>
-                    <w:gridCol w:w="291"/>
-                    <w:gridCol w:w="291"/>
-                    <w:gridCol w:w="291"/>
-                    <w:gridCol w:w="291"/>
-                    <w:gridCol w:w="291"/>
-                    <w:gridCol w:w="291"/>
-                    <w:gridCol w:w="291"/>
-                    <w:gridCol w:w="291"/>
-                    <w:gridCol w:w="291"/>
-                    <w:gridCol w:w="291"/>
-                    <w:gridCol w:w="291"/>
+                    <w:gridCol w:w="394"/>
+                    <w:gridCol w:w="394"/>
+                    <w:gridCol w:w="394"/>
+                    <w:gridCol w:w="394"/>
+                    <w:gridCol w:w="394"/>
+                    <w:gridCol w:w="394"/>
+                    <w:gridCol w:w="394"/>
+                    <w:gridCol w:w="394"/>
+                    <w:gridCol w:w="394"/>
+                    <w:gridCol w:w="394"/>
+                    <w:gridCol w:w="394"/>
+                    <w:gridCol w:w="394"/>
                   </w:tblGrid>
                   <w:tr>
                     <w:tc>
                       <w:tcPr>
-                        <w:tcW w:type="dxa" w:w="291"/>
+                        <w:tcW w:type="dxa" w:w="394"/>
                         <w:gridSpan w:val="1"/>
                         <w:tcBorders>
                           <w:top w:val="single" w:color="000000" w:sz="4"/>
@@ -1336,7 +1686,7 @@
                     </w:tc>
                     <w:tc>
                       <w:tcPr>
-                        <w:tcW w:type="dxa" w:w="291"/>
+                        <w:tcW w:type="dxa" w:w="394"/>
                         <w:gridSpan w:val="1"/>
                         <w:tcBorders>
                           <w:top w:val="single" w:color="000000" w:sz="4"/>
@@ -1371,7 +1721,7 @@
                     </w:tc>
                     <w:tc>
                       <w:tcPr>
-                        <w:tcW w:type="dxa" w:w="291"/>
+                        <w:tcW w:type="dxa" w:w="394"/>
                         <w:gridSpan w:val="1"/>
                         <w:tcBorders>
                           <w:top w:val="single" w:color="000000" w:sz="4"/>
@@ -1406,7 +1756,7 @@
                     </w:tc>
                     <w:tc>
                       <w:tcPr>
-                        <w:tcW w:type="dxa" w:w="291"/>
+                        <w:tcW w:type="dxa" w:w="394"/>
                         <w:gridSpan w:val="1"/>
                         <w:tcBorders>
                           <w:top w:val="single" w:color="000000" w:sz="4"/>
@@ -1441,7 +1791,7 @@
                     </w:tc>
                     <w:tc>
                       <w:tcPr>
-                        <w:tcW w:type="dxa" w:w="291"/>
+                        <w:tcW w:type="dxa" w:w="394"/>
                         <w:gridSpan w:val="1"/>
                         <w:tcBorders>
                           <w:top w:val="single" w:color="000000" w:sz="4"/>
@@ -1476,7 +1826,7 @@
                     </w:tc>
                     <w:tc>
                       <w:tcPr>
-                        <w:tcW w:type="dxa" w:w="291"/>
+                        <w:tcW w:type="dxa" w:w="394"/>
                         <w:gridSpan w:val="1"/>
                         <w:tcBorders>
                           <w:top w:val="single" w:color="000000" w:sz="4"/>
@@ -1511,7 +1861,7 @@
                     </w:tc>
                     <w:tc>
                       <w:tcPr>
-                        <w:tcW w:type="dxa" w:w="291"/>
+                        <w:tcW w:type="dxa" w:w="394"/>
                         <w:gridSpan w:val="1"/>
                         <w:tcBorders>
                           <w:top w:val="single" w:color="000000" w:sz="4"/>
@@ -1546,7 +1896,7 @@
                     </w:tc>
                     <w:tc>
                       <w:tcPr>
-                        <w:tcW w:type="dxa" w:w="291"/>
+                        <w:tcW w:type="dxa" w:w="394"/>
                         <w:gridSpan w:val="1"/>
                         <w:tcBorders>
                           <w:top w:val="single" w:color="000000" w:sz="4"/>
@@ -1581,7 +1931,7 @@
                     </w:tc>
                     <w:tc>
                       <w:tcPr>
-                        <w:tcW w:type="dxa" w:w="291"/>
+                        <w:tcW w:type="dxa" w:w="394"/>
                         <w:gridSpan w:val="1"/>
                         <w:tcBorders>
                           <w:top w:val="single" w:color="000000" w:sz="4"/>
@@ -1616,7 +1966,7 @@
                     </w:tc>
                     <w:tc>
                       <w:tcPr>
-                        <w:tcW w:type="dxa" w:w="291"/>
+                        <w:tcW w:type="dxa" w:w="394"/>
                         <w:gridSpan w:val="1"/>
                         <w:tcBorders>
                           <w:top w:val="single" w:color="000000" w:sz="4"/>
@@ -1651,7 +2001,7 @@
                     </w:tc>
                     <w:tc>
                       <w:tcPr>
-                        <w:tcW w:type="dxa" w:w="291"/>
+                        <w:tcW w:type="dxa" w:w="394"/>
                         <w:gridSpan w:val="1"/>
                         <w:tcBorders>
                           <w:top w:val="single" w:color="000000" w:sz="4"/>
@@ -1686,7 +2036,7 @@
                     </w:tc>
                     <w:tc>
                       <w:tcPr>
-                        <w:tcW w:type="dxa" w:w="291"/>
+                        <w:tcW w:type="dxa" w:w="394"/>
                         <w:gridSpan w:val="1"/>
                         <w:tcBorders>
                           <w:top w:val="single" w:color="000000" w:sz="4"/>
@@ -1746,7 +2096,7 @@
       <w:tr>
         <w:tc>
           <w:tcPr>
-            <w:tcW w:type="dxa" w:w="10800"/>
+            <w:tcW w:type="dxa" w:w="14640"/>
             <w:gridSpan w:val="1"/>
             <w:tcBorders>
               <w:top w:val="single" w:color="000000" w:sz="4"/>
@@ -1764,7 +2114,7 @@
           </w:tcPr>
           <w:tbl>
             <w:tblPr>
-              <w:tblW w:type="dxa" w:w="10800"/>
+              <w:tblW w:type="dxa" w:w="14640"/>
               <w:tblBorders>
                 <w:top w:val="single" w:color="auto" w:sz="4"/>
                 <w:left w:val="single" w:color="auto" w:sz="4"/>
@@ -1775,14 +2125,14 @@
               </w:tblBorders>
             </w:tblPr>
             <w:tblGrid>
-              <w:gridCol w:w="1443"/>
-              <w:gridCol w:w="5871"/>
-              <w:gridCol w:w="3486"/>
+              <w:gridCol w:w="1956"/>
+              <w:gridCol w:w="7958"/>
+              <w:gridCol w:w="4725"/>
             </w:tblGrid>
             <w:tr>
               <w:tc>
                 <w:tcPr>
-                  <w:tcW w:type="dxa" w:w="1443"/>
+                  <w:tcW w:type="dxa" w:w="1956"/>
                   <w:gridSpan w:val="1"/>
                   <w:tcBorders>
                     <w:top w:val="single" w:color="000000" w:sz="4"/>
@@ -1818,7 +2168,7 @@
               </w:tc>
               <w:tc>
                 <w:tcPr>
-                  <w:tcW w:type="dxa" w:w="9357"/>
+                  <w:tcW w:type="dxa" w:w="12684"/>
                   <w:gridSpan w:val="2"/>
                   <w:tcBorders>
                     <w:top w:val="single" w:color="000000" w:sz="4"/>
@@ -1859,7 +2209,7 @@
               </w:trPr>
               <w:tc>
                 <w:tcPr>
-                  <w:tcW w:type="dxa" w:w="1443"/>
+                  <w:tcW w:type="dxa" w:w="1956"/>
                   <w:gridSpan w:val="1"/>
                   <w:tcBorders>
                     <w:top w:val="none" w:color="FFFFFF" w:sz="0"/>
@@ -1877,7 +2227,7 @@
                 </w:tcPr>
                 <w:tbl>
                   <w:tblPr>
-                    <w:tblW w:type="dxa" w:w="1443"/>
+                    <w:tblW w:type="dxa" w:w="1956"/>
                     <w:tblBorders>
                       <w:top w:val="single" w:color="auto" w:sz="4"/>
                       <w:left w:val="single" w:color="auto" w:sz="4"/>
@@ -1888,7 +2238,7 @@
                     </w:tblBorders>
                   </w:tblPr>
                   <w:tblGrid>
-                    <w:gridCol w:w="1443"/>
+                    <w:gridCol w:w="1956"/>
                   </w:tblGrid>
                   <w:tr>
                     <w:trPr>
@@ -1896,7 +2246,7 @@
                     </w:trPr>
                     <w:tc>
                       <w:tcPr>
-                        <w:tcW w:type="dxa" w:w="1443"/>
+                        <w:tcW w:type="dxa" w:w="1956"/>
                         <w:gridSpan w:val="1"/>
                         <w:tcBorders>
                           <w:top w:val="single" w:color="000000" w:sz="4"/>
@@ -1952,7 +2302,7 @@
                     </w:trPr>
                     <w:tc>
                       <w:tcPr>
-                        <w:tcW w:type="dxa" w:w="1443"/>
+                        <w:tcW w:type="dxa" w:w="1956"/>
                         <w:gridSpan w:val="1"/>
                         <w:tcBorders>
                           <w:top w:val="single" w:color="000000" w:sz="4"/>
@@ -2007,7 +2357,7 @@
               </w:tc>
               <w:tc>
                 <w:tcPr>
-                  <w:tcW w:type="dxa" w:w="5871"/>
+                  <w:tcW w:type="dxa" w:w="7958"/>
                   <w:gridSpan w:val="1"/>
                   <w:tcBorders>
                     <w:top w:val="single" w:color="000000" w:sz="4"/>
@@ -2059,7 +2409,7 @@
               </w:tc>
               <w:tc>
                 <w:tcPr>
-                  <w:tcW w:type="dxa" w:w="3486"/>
+                  <w:tcW w:type="dxa" w:w="4725"/>
                   <w:gridSpan w:val="1"/>
                   <w:tcBorders>
                     <w:top w:val="single" w:color="000000" w:sz="4"/>
@@ -2116,7 +2466,7 @@
       <w:tr>
         <w:tc>
           <w:tcPr>
-            <w:tcW w:type="dxa" w:w="10800"/>
+            <w:tcW w:type="dxa" w:w="14640"/>
             <w:gridSpan w:val="1"/>
             <w:tcBorders>
               <w:top w:val="single" w:color="000000" w:sz="4"/>
@@ -2157,7 +2507,7 @@
         </w:trPr>
         <w:tc>
           <w:tcPr>
-            <w:tcW w:type="dxa" w:w="10800"/>
+            <w:tcW w:type="dxa" w:w="14640"/>
             <w:gridSpan w:val="1"/>
             <w:tcBorders>
               <w:top w:val="single" w:color="000000" w:sz="4"/>
@@ -2194,7 +2544,7 @@
       <w:tr>
         <w:tc>
           <w:tcPr>
-            <w:tcW w:type="dxa" w:w="10800"/>
+            <w:tcW w:type="dxa" w:w="14640"/>
             <w:gridSpan w:val="1"/>
             <w:tcBorders>
               <w:top w:val="single" w:color="000000" w:sz="4"/>
@@ -2232,7 +2582,7 @@
       <w:tr>
         <w:tc>
           <w:tcPr>
-            <w:tcW w:type="dxa" w:w="10800"/>
+            <w:tcW w:type="dxa" w:w="14640"/>
             <w:gridSpan w:val="1"/>
             <w:tcBorders>
               <w:top w:val="single" w:color="000000" w:sz="4"/>
@@ -2250,7 +2600,7 @@
           </w:tcPr>
           <w:tbl>
             <w:tblPr>
-              <w:tblW w:type="dxa" w:w="10800"/>
+              <w:tblW w:type="dxa" w:w="14640"/>
               <w:tblBorders>
                 <w:top w:val="single" w:color="auto" w:sz="4"/>
                 <w:left w:val="single" w:color="auto" w:sz="4"/>
@@ -2261,16 +2611,16 @@
               </w:tblBorders>
             </w:tblPr>
             <w:tblGrid>
-              <w:gridCol w:w="3632"/>
-              <w:gridCol w:w="1692"/>
-              <w:gridCol w:w="1493"/>
-              <w:gridCol w:w="1493"/>
-              <w:gridCol w:w="2490"/>
+              <w:gridCol w:w="4923"/>
+              <w:gridCol w:w="2294"/>
+              <w:gridCol w:w="2024"/>
+              <w:gridCol w:w="2024"/>
+              <w:gridCol w:w="3375"/>
             </w:tblGrid>
             <w:tr>
               <w:tc>
                 <w:tcPr>
-                  <w:tcW w:type="dxa" w:w="3632"/>
+                  <w:tcW w:type="dxa" w:w="4923"/>
                   <w:gridSpan w:val="1"/>
                   <w:tcBorders>
                     <w:top w:val="single" w:color="000000" w:sz="4"/>
@@ -2305,7 +2655,7 @@
               </w:tc>
               <w:tc>
                 <w:tcPr>
-                  <w:tcW w:type="dxa" w:w="1692"/>
+                  <w:tcW w:type="dxa" w:w="2294"/>
                   <w:gridSpan w:val="1"/>
                   <w:tcBorders>
                     <w:top w:val="single" w:color="000000" w:sz="4"/>
@@ -2340,7 +2690,7 @@
               </w:tc>
               <w:tc>
                 <w:tcPr>
-                  <w:tcW w:type="dxa" w:w="1493"/>
+                  <w:tcW w:type="dxa" w:w="2024"/>
                   <w:gridSpan w:val="1"/>
                   <w:tcBorders>
                     <w:top w:val="single" w:color="000000" w:sz="4"/>
@@ -2375,7 +2725,7 @@
               </w:tc>
               <w:tc>
                 <w:tcPr>
-                  <w:tcW w:type="dxa" w:w="1493"/>
+                  <w:tcW w:type="dxa" w:w="2024"/>
                   <w:gridSpan w:val="1"/>
                   <w:tcBorders>
                     <w:top w:val="single" w:color="000000" w:sz="4"/>
@@ -2410,7 +2760,7 @@
               </w:tc>
               <w:tc>
                 <w:tcPr>
-                  <w:tcW w:type="dxa" w:w="2490"/>
+                  <w:tcW w:type="dxa" w:w="3375"/>
                   <w:gridSpan w:val="1"/>
                   <w:tcBorders>
                     <w:top w:val="single" w:color="000000" w:sz="4"/>
@@ -2450,7 +2800,7 @@
               </w:trPr>
               <w:tc>
                 <w:tcPr>
-                  <w:tcW w:type="dxa" w:w="3632"/>
+                  <w:tcW w:type="dxa" w:w="4923"/>
                   <w:gridSpan w:val="1"/>
                   <w:tcBorders>
                     <w:top w:val="single" w:color="000000" w:sz="4"/>
@@ -2485,7 +2835,7 @@
               </w:tc>
               <w:tc>
                 <w:tcPr>
-                  <w:tcW w:type="dxa" w:w="1692"/>
+                  <w:tcW w:type="dxa" w:w="2294"/>
                   <w:gridSpan w:val="1"/>
                   <w:tcBorders>
                     <w:top w:val="single" w:color="000000" w:sz="4"/>
@@ -2520,7 +2870,7 @@
               </w:tc>
               <w:tc>
                 <w:tcPr>
-                  <w:tcW w:type="dxa" w:w="1493"/>
+                  <w:tcW w:type="dxa" w:w="2024"/>
                   <w:gridSpan w:val="1"/>
                   <w:tcBorders>
                     <w:top w:val="single" w:color="000000" w:sz="4"/>
@@ -2555,7 +2905,7 @@
               </w:tc>
               <w:tc>
                 <w:tcPr>
-                  <w:tcW w:type="dxa" w:w="1493"/>
+                  <w:tcW w:type="dxa" w:w="2024"/>
                   <w:gridSpan w:val="1"/>
                   <w:tcBorders>
                     <w:top w:val="single" w:color="000000" w:sz="4"/>
@@ -2590,7 +2940,7 @@
               </w:tc>
               <w:tc>
                 <w:tcPr>
-                  <w:tcW w:type="dxa" w:w="2490"/>
+                  <w:tcW w:type="dxa" w:w="3375"/>
                   <w:gridSpan w:val="1"/>
                   <w:tcBorders>
                     <w:top w:val="single" w:color="000000" w:sz="4"/>
@@ -2679,8 +3029,8 @@
       </w:r>
     </w:p>
     <w:sectPr>
-      <w:pgSz w:w="12240" w:h="15840" w:orient="portrait"/>
-      <w:pgMar w:top="720" w:right="720" w:bottom="720" w:left="720" w:header="708" w:footer="708" w:gutter="0"/>
+      <w:pgSz w:w="15840" w:h="12240" w:orient="landscape"/>
+      <w:pgMar w:top="500" w:right="600" w:bottom="500" w:left="600" w:header="708" w:footer="708" w:gutter="0"/>
       <w:pgNumType/>
       <w:docGrid w:linePitch="360"/>
     </w:sectPr>

--- a/assets/documentos/fpj7-plantilla.docx
+++ b/assets/documentos/fpj7-plantilla.docx
@@ -84,7 +84,7 @@
     </w:p>
     <w:tbl>
       <w:tblPr>
-        <w:tblW w:type="dxa" w:w="4270"/>
+        <w:tblW w:type="dxa" w:w="3150"/>
         <w:jc w:val="right"/>
         <w:tblBorders>
           <w:top w:val="single" w:color="auto" w:sz="4"/>
@@ -96,21 +96,21 @@
         </w:tblBorders>
       </w:tblPr>
       <w:tblGrid>
-        <w:gridCol w:w="427"/>
-        <w:gridCol w:w="427"/>
-        <w:gridCol w:w="427"/>
-        <w:gridCol w:w="427"/>
-        <w:gridCol w:w="427"/>
-        <w:gridCol w:w="427"/>
-        <w:gridCol w:w="427"/>
-        <w:gridCol w:w="427"/>
-        <w:gridCol w:w="427"/>
-        <w:gridCol w:w="427"/>
+        <w:gridCol w:w="315"/>
+        <w:gridCol w:w="315"/>
+        <w:gridCol w:w="315"/>
+        <w:gridCol w:w="315"/>
+        <w:gridCol w:w="315"/>
+        <w:gridCol w:w="315"/>
+        <w:gridCol w:w="315"/>
+        <w:gridCol w:w="315"/>
+        <w:gridCol w:w="315"/>
+        <w:gridCol w:w="315"/>
       </w:tblGrid>
       <w:tr>
         <w:tc>
           <w:tcPr>
-            <w:tcW w:type="dxa" w:w="427"/>
+            <w:tcW w:type="dxa" w:w="315"/>
             <w:gridSpan w:val="1"/>
             <w:tcBorders>
               <w:top w:val="single" w:color="000000" w:sz="4"/>
@@ -145,7 +145,7 @@
         </w:tc>
         <w:tc>
           <w:tcPr>
-            <w:tcW w:type="dxa" w:w="427"/>
+            <w:tcW w:type="dxa" w:w="315"/>
             <w:gridSpan w:val="1"/>
             <w:tcBorders>
               <w:top w:val="single" w:color="000000" w:sz="4"/>
@@ -180,7 +180,7 @@
         </w:tc>
         <w:tc>
           <w:tcPr>
-            <w:tcW w:type="dxa" w:w="427"/>
+            <w:tcW w:type="dxa" w:w="315"/>
             <w:gridSpan w:val="1"/>
             <w:tcBorders>
               <w:top w:val="single" w:color="000000" w:sz="4"/>
@@ -215,7 +215,7 @@
         </w:tc>
         <w:tc>
           <w:tcPr>
-            <w:tcW w:type="dxa" w:w="427"/>
+            <w:tcW w:type="dxa" w:w="315"/>
             <w:gridSpan w:val="1"/>
             <w:tcBorders>
               <w:top w:val="single" w:color="000000" w:sz="4"/>
@@ -250,7 +250,7 @@
         </w:tc>
         <w:tc>
           <w:tcPr>
-            <w:tcW w:type="dxa" w:w="427"/>
+            <w:tcW w:type="dxa" w:w="315"/>
             <w:gridSpan w:val="1"/>
             <w:tcBorders>
               <w:top w:val="single" w:color="000000" w:sz="4"/>
@@ -285,7 +285,7 @@
         </w:tc>
         <w:tc>
           <w:tcPr>
-            <w:tcW w:type="dxa" w:w="427"/>
+            <w:tcW w:type="dxa" w:w="315"/>
             <w:gridSpan w:val="1"/>
             <w:tcBorders>
               <w:top w:val="single" w:color="000000" w:sz="4"/>
@@ -320,7 +320,7 @@
         </w:tc>
         <w:tc>
           <w:tcPr>
-            <w:tcW w:type="dxa" w:w="427"/>
+            <w:tcW w:type="dxa" w:w="315"/>
             <w:gridSpan w:val="1"/>
             <w:tcBorders>
               <w:top w:val="single" w:color="000000" w:sz="4"/>
@@ -355,7 +355,7 @@
         </w:tc>
         <w:tc>
           <w:tcPr>
-            <w:tcW w:type="dxa" w:w="427"/>
+            <w:tcW w:type="dxa" w:w="315"/>
             <w:gridSpan w:val="1"/>
             <w:tcBorders>
               <w:top w:val="single" w:color="000000" w:sz="4"/>
@@ -390,7 +390,7 @@
         </w:tc>
         <w:tc>
           <w:tcPr>
-            <w:tcW w:type="dxa" w:w="427"/>
+            <w:tcW w:type="dxa" w:w="315"/>
             <w:gridSpan w:val="1"/>
             <w:tcBorders>
               <w:top w:val="single" w:color="000000" w:sz="4"/>
@@ -425,7 +425,7 @@
         </w:tc>
         <w:tc>
           <w:tcPr>
-            <w:tcW w:type="dxa" w:w="427"/>
+            <w:tcW w:type="dxa" w:w="315"/>
             <w:gridSpan w:val="1"/>
             <w:tcBorders>
               <w:top w:val="single" w:color="000000" w:sz="4"/>
@@ -467,7 +467,7 @@
     </w:p>
     <w:tbl>
       <w:tblPr>
-        <w:tblW w:type="dxa" w:w="14640"/>
+        <w:tblW w:type="dxa" w:w="10800"/>
         <w:tblBorders>
           <w:top w:val="single" w:color="auto" w:sz="4"/>
           <w:left w:val="single" w:color="auto" w:sz="4"/>
@@ -478,12 +478,12 @@
         </w:tblBorders>
       </w:tblPr>
       <w:tblGrid>
-        <w:gridCol w:w="14640"/>
+        <w:gridCol w:w="10800"/>
       </w:tblGrid>
       <w:tr>
         <w:tc>
           <w:tcPr>
-            <w:tcW w:type="dxa" w:w="14640"/>
+            <w:tcW w:type="dxa" w:w="10800"/>
             <w:gridSpan w:val="1"/>
             <w:tcBorders>
               <w:top w:val="single" w:color="000000" w:sz="4"/>
@@ -501,7 +501,7 @@
           </w:tcPr>
           <w:tbl>
             <w:tblPr>
-              <w:tblW w:type="dxa" w:w="14640"/>
+              <w:tblW w:type="dxa" w:w="10800"/>
               <w:tblBorders>
                 <w:top w:val="single" w:color="auto" w:sz="4"/>
                 <w:left w:val="single" w:color="auto" w:sz="4"/>
@@ -512,13 +512,13 @@
               </w:tblBorders>
             </w:tblPr>
             <w:tblGrid>
-              <w:gridCol w:w="9647"/>
-              <w:gridCol w:w="4993"/>
+              <w:gridCol w:w="7117"/>
+              <w:gridCol w:w="3683"/>
             </w:tblGrid>
             <w:tr>
               <w:tc>
                 <w:tcPr>
-                  <w:tcW w:type="dxa" w:w="9647"/>
+                  <w:tcW w:type="dxa" w:w="7117"/>
                   <w:gridSpan w:val="1"/>
                   <w:tcBorders>
                     <w:top w:val="single" w:color="000000" w:sz="4"/>
@@ -554,7 +554,7 @@
               </w:tc>
               <w:tc>
                 <w:tcPr>
-                  <w:tcW w:type="dxa" w:w="4993"/>
+                  <w:tcW w:type="dxa" w:w="3683"/>
                   <w:gridSpan w:val="1"/>
                   <w:tcBorders>
                     <w:top w:val="single" w:color="000000" w:sz="4"/>
@@ -592,7 +592,7 @@
             <w:tr>
               <w:tc>
                 <w:tcPr>
-                  <w:tcW w:type="dxa" w:w="9647"/>
+                  <w:tcW w:type="dxa" w:w="7117"/>
                   <w:gridSpan w:val="1"/>
                   <w:tcBorders>
                     <w:top w:val="single" w:color="000000" w:sz="4"/>
@@ -610,7 +610,7 @@
                 </w:tcPr>
                 <w:tbl>
                   <w:tblPr>
-                    <w:tblW w:type="dxa" w:w="9353"/>
+                    <w:tblW w:type="dxa" w:w="6900"/>
                     <w:tblBorders>
                       <w:top w:val="single" w:color="auto" w:sz="4"/>
                       <w:left w:val="single" w:color="auto" w:sz="4"/>
@@ -621,32 +621,32 @@
                     </w:tblBorders>
                   </w:tblPr>
                   <w:tblGrid>
-                    <w:gridCol w:w="445"/>
-                    <w:gridCol w:w="445"/>
-                    <w:gridCol w:w="445"/>
-                    <w:gridCol w:w="445"/>
-                    <w:gridCol w:w="445"/>
-                    <w:gridCol w:w="445"/>
-                    <w:gridCol w:w="445"/>
-                    <w:gridCol w:w="445"/>
-                    <w:gridCol w:w="445"/>
-                    <w:gridCol w:w="445"/>
-                    <w:gridCol w:w="445"/>
-                    <w:gridCol w:w="445"/>
-                    <w:gridCol w:w="445"/>
-                    <w:gridCol w:w="445"/>
-                    <w:gridCol w:w="445"/>
-                    <w:gridCol w:w="445"/>
-                    <w:gridCol w:w="445"/>
-                    <w:gridCol w:w="445"/>
-                    <w:gridCol w:w="445"/>
-                    <w:gridCol w:w="445"/>
-                    <w:gridCol w:w="445"/>
+                    <w:gridCol w:w="328"/>
+                    <w:gridCol w:w="328"/>
+                    <w:gridCol w:w="328"/>
+                    <w:gridCol w:w="328"/>
+                    <w:gridCol w:w="328"/>
+                    <w:gridCol w:w="328"/>
+                    <w:gridCol w:w="328"/>
+                    <w:gridCol w:w="328"/>
+                    <w:gridCol w:w="328"/>
+                    <w:gridCol w:w="328"/>
+                    <w:gridCol w:w="328"/>
+                    <w:gridCol w:w="328"/>
+                    <w:gridCol w:w="328"/>
+                    <w:gridCol w:w="328"/>
+                    <w:gridCol w:w="328"/>
+                    <w:gridCol w:w="328"/>
+                    <w:gridCol w:w="328"/>
+                    <w:gridCol w:w="328"/>
+                    <w:gridCol w:w="328"/>
+                    <w:gridCol w:w="328"/>
+                    <w:gridCol w:w="328"/>
                   </w:tblGrid>
                   <w:tr>
                     <w:tc>
                       <w:tcPr>
-                        <w:tcW w:type="dxa" w:w="445"/>
+                        <w:tcW w:type="dxa" w:w="328"/>
                         <w:gridSpan w:val="1"/>
                         <w:tcBorders>
                           <w:top w:val="single" w:color="000000" w:sz="4"/>
@@ -681,7 +681,7 @@
                     </w:tc>
                     <w:tc>
                       <w:tcPr>
-                        <w:tcW w:type="dxa" w:w="445"/>
+                        <w:tcW w:type="dxa" w:w="328"/>
                         <w:gridSpan w:val="1"/>
                         <w:tcBorders>
                           <w:top w:val="single" w:color="000000" w:sz="4"/>
@@ -716,7 +716,7 @@
                     </w:tc>
                     <w:tc>
                       <w:tcPr>
-                        <w:tcW w:type="dxa" w:w="445"/>
+                        <w:tcW w:type="dxa" w:w="328"/>
                         <w:gridSpan w:val="1"/>
                         <w:tcBorders>
                           <w:top w:val="single" w:color="000000" w:sz="4"/>
@@ -751,7 +751,7 @@
                     </w:tc>
                     <w:tc>
                       <w:tcPr>
-                        <w:tcW w:type="dxa" w:w="445"/>
+                        <w:tcW w:type="dxa" w:w="328"/>
                         <w:gridSpan w:val="1"/>
                         <w:tcBorders>
                           <w:top w:val="single" w:color="000000" w:sz="4"/>
@@ -786,7 +786,7 @@
                     </w:tc>
                     <w:tc>
                       <w:tcPr>
-                        <w:tcW w:type="dxa" w:w="445"/>
+                        <w:tcW w:type="dxa" w:w="328"/>
                         <w:gridSpan w:val="1"/>
                         <w:tcBorders>
                           <w:top w:val="single" w:color="000000" w:sz="4"/>
@@ -821,7 +821,7 @@
                     </w:tc>
                     <w:tc>
                       <w:tcPr>
-                        <w:tcW w:type="dxa" w:w="445"/>
+                        <w:tcW w:type="dxa" w:w="328"/>
                         <w:gridSpan w:val="1"/>
                         <w:tcBorders>
                           <w:top w:val="single" w:color="000000" w:sz="4"/>
@@ -856,7 +856,7 @@
                     </w:tc>
                     <w:tc>
                       <w:tcPr>
-                        <w:tcW w:type="dxa" w:w="445"/>
+                        <w:tcW w:type="dxa" w:w="328"/>
                         <w:gridSpan w:val="1"/>
                         <w:tcBorders>
                           <w:top w:val="single" w:color="000000" w:sz="4"/>
@@ -891,7 +891,7 @@
                     </w:tc>
                     <w:tc>
                       <w:tcPr>
-                        <w:tcW w:type="dxa" w:w="445"/>
+                        <w:tcW w:type="dxa" w:w="328"/>
                         <w:gridSpan w:val="1"/>
                         <w:tcBorders>
                           <w:top w:val="single" w:color="000000" w:sz="4"/>
@@ -926,7 +926,7 @@
                     </w:tc>
                     <w:tc>
                       <w:tcPr>
-                        <w:tcW w:type="dxa" w:w="445"/>
+                        <w:tcW w:type="dxa" w:w="328"/>
                         <w:gridSpan w:val="1"/>
                         <w:tcBorders>
                           <w:top w:val="single" w:color="000000" w:sz="4"/>
@@ -961,7 +961,7 @@
                     </w:tc>
                     <w:tc>
                       <w:tcPr>
-                        <w:tcW w:type="dxa" w:w="445"/>
+                        <w:tcW w:type="dxa" w:w="328"/>
                         <w:gridSpan w:val="1"/>
                         <w:tcBorders>
                           <w:top w:val="single" w:color="000000" w:sz="4"/>
@@ -996,7 +996,7 @@
                     </w:tc>
                     <w:tc>
                       <w:tcPr>
-                        <w:tcW w:type="dxa" w:w="445"/>
+                        <w:tcW w:type="dxa" w:w="328"/>
                         <w:gridSpan w:val="1"/>
                         <w:tcBorders>
                           <w:top w:val="single" w:color="000000" w:sz="4"/>
@@ -1031,7 +1031,7 @@
                     </w:tc>
                     <w:tc>
                       <w:tcPr>
-                        <w:tcW w:type="dxa" w:w="445"/>
+                        <w:tcW w:type="dxa" w:w="328"/>
                         <w:gridSpan w:val="1"/>
                         <w:tcBorders>
                           <w:top w:val="single" w:color="000000" w:sz="4"/>
@@ -1066,7 +1066,7 @@
                     </w:tc>
                     <w:tc>
                       <w:tcPr>
-                        <w:tcW w:type="dxa" w:w="445"/>
+                        <w:tcW w:type="dxa" w:w="328"/>
                         <w:gridSpan w:val="1"/>
                         <w:tcBorders>
                           <w:top w:val="single" w:color="000000" w:sz="4"/>
@@ -1101,7 +1101,7 @@
                     </w:tc>
                     <w:tc>
                       <w:tcPr>
-                        <w:tcW w:type="dxa" w:w="445"/>
+                        <w:tcW w:type="dxa" w:w="328"/>
                         <w:gridSpan w:val="1"/>
                         <w:tcBorders>
                           <w:top w:val="single" w:color="000000" w:sz="4"/>
@@ -1136,7 +1136,7 @@
                     </w:tc>
                     <w:tc>
                       <w:tcPr>
-                        <w:tcW w:type="dxa" w:w="445"/>
+                        <w:tcW w:type="dxa" w:w="328"/>
                         <w:gridSpan w:val="1"/>
                         <w:tcBorders>
                           <w:top w:val="single" w:color="000000" w:sz="4"/>
@@ -1171,7 +1171,7 @@
                     </w:tc>
                     <w:tc>
                       <w:tcPr>
-                        <w:tcW w:type="dxa" w:w="445"/>
+                        <w:tcW w:type="dxa" w:w="328"/>
                         <w:gridSpan w:val="1"/>
                         <w:tcBorders>
                           <w:top w:val="single" w:color="000000" w:sz="4"/>
@@ -1206,7 +1206,7 @@
                     </w:tc>
                     <w:tc>
                       <w:tcPr>
-                        <w:tcW w:type="dxa" w:w="445"/>
+                        <w:tcW w:type="dxa" w:w="328"/>
                         <w:gridSpan w:val="1"/>
                         <w:tcBorders>
                           <w:top w:val="single" w:color="000000" w:sz="4"/>
@@ -1241,7 +1241,7 @@
                     </w:tc>
                     <w:tc>
                       <w:tcPr>
-                        <w:tcW w:type="dxa" w:w="445"/>
+                        <w:tcW w:type="dxa" w:w="328"/>
                         <w:gridSpan w:val="1"/>
                         <w:tcBorders>
                           <w:top w:val="single" w:color="000000" w:sz="4"/>
@@ -1276,7 +1276,7 @@
                     </w:tc>
                     <w:tc>
                       <w:tcPr>
-                        <w:tcW w:type="dxa" w:w="445"/>
+                        <w:tcW w:type="dxa" w:w="328"/>
                         <w:gridSpan w:val="1"/>
                         <w:tcBorders>
                           <w:top w:val="single" w:color="000000" w:sz="4"/>
@@ -1311,7 +1311,7 @@
                     </w:tc>
                     <w:tc>
                       <w:tcPr>
-                        <w:tcW w:type="dxa" w:w="445"/>
+                        <w:tcW w:type="dxa" w:w="328"/>
                         <w:gridSpan w:val="1"/>
                         <w:tcBorders>
                           <w:top w:val="single" w:color="000000" w:sz="4"/>
@@ -1346,7 +1346,7 @@
                     </w:tc>
                     <w:tc>
                       <w:tcPr>
-                        <w:tcW w:type="dxa" w:w="445"/>
+                        <w:tcW w:type="dxa" w:w="328"/>
                         <w:gridSpan w:val="1"/>
                         <w:tcBorders>
                           <w:top w:val="single" w:color="000000" w:sz="4"/>
@@ -1383,7 +1383,7 @@
                   <w:tr>
                     <w:tc>
                       <w:tcPr>
-                        <w:tcW w:type="dxa" w:w="889"/>
+                        <w:tcW w:type="dxa" w:w="656"/>
                         <w:gridSpan w:val="2"/>
                         <w:tcBorders>
                           <w:top w:val="single" w:color="000000" w:sz="4"/>
@@ -1417,7 +1417,7 @@
                     </w:tc>
                     <w:tc>
                       <w:tcPr>
-                        <w:tcW w:type="dxa" w:w="1334"/>
+                        <w:tcW w:type="dxa" w:w="984"/>
                         <w:gridSpan w:val="3"/>
                         <w:tcBorders>
                           <w:top w:val="single" w:color="000000" w:sz="4"/>
@@ -1451,7 +1451,7 @@
                     </w:tc>
                     <w:tc>
                       <w:tcPr>
-                        <w:tcW w:type="dxa" w:w="889"/>
+                        <w:tcW w:type="dxa" w:w="656"/>
                         <w:gridSpan w:val="2"/>
                         <w:tcBorders>
                           <w:top w:val="single" w:color="000000" w:sz="4"/>
@@ -1485,7 +1485,7 @@
                     </w:tc>
                     <w:tc>
                       <w:tcPr>
-                        <w:tcW w:type="dxa" w:w="2223"/>
+                        <w:tcW w:type="dxa" w:w="1640"/>
                         <w:gridSpan w:val="5"/>
                         <w:tcBorders>
                           <w:top w:val="single" w:color="000000" w:sz="4"/>
@@ -1519,7 +1519,7 @@
                     </w:tc>
                     <w:tc>
                       <w:tcPr>
-                        <w:tcW w:type="dxa" w:w="1778"/>
+                        <w:tcW w:type="dxa" w:w="1312"/>
                         <w:gridSpan w:val="4"/>
                         <w:tcBorders>
                           <w:top w:val="single" w:color="000000" w:sz="4"/>
@@ -1553,7 +1553,7 @@
                     </w:tc>
                     <w:tc>
                       <w:tcPr>
-                        <w:tcW w:type="dxa" w:w="2223"/>
+                        <w:tcW w:type="dxa" w:w="1640"/>
                         <w:gridSpan w:val="5"/>
                         <w:tcBorders>
                           <w:top w:val="single" w:color="000000" w:sz="4"/>
@@ -1606,7 +1606,7 @@
               </w:tc>
               <w:tc>
                 <w:tcPr>
-                  <w:tcW w:type="dxa" w:w="4993"/>
+                  <w:tcW w:type="dxa" w:w="3683"/>
                   <w:gridSpan w:val="1"/>
                   <w:tcBorders>
                     <w:top w:val="single" w:color="000000" w:sz="4"/>
@@ -1624,7 +1624,7 @@
                 </w:tcPr>
                 <w:tbl>
                   <w:tblPr>
-                    <w:tblW w:type="dxa" w:w="4744"/>
+                    <w:tblW w:type="dxa" w:w="3500"/>
                     <w:tblBorders>
                       <w:top w:val="single" w:color="auto" w:sz="4"/>
                       <w:left w:val="single" w:color="auto" w:sz="4"/>
@@ -1635,23 +1635,23 @@
                     </w:tblBorders>
                   </w:tblPr>
                   <w:tblGrid>
-                    <w:gridCol w:w="394"/>
-                    <w:gridCol w:w="394"/>
-                    <w:gridCol w:w="394"/>
-                    <w:gridCol w:w="394"/>
-                    <w:gridCol w:w="394"/>
-                    <w:gridCol w:w="394"/>
-                    <w:gridCol w:w="394"/>
-                    <w:gridCol w:w="394"/>
-                    <w:gridCol w:w="394"/>
-                    <w:gridCol w:w="394"/>
-                    <w:gridCol w:w="394"/>
-                    <w:gridCol w:w="394"/>
+                    <w:gridCol w:w="291"/>
+                    <w:gridCol w:w="291"/>
+                    <w:gridCol w:w="291"/>
+                    <w:gridCol w:w="291"/>
+                    <w:gridCol w:w="291"/>
+                    <w:gridCol w:w="291"/>
+                    <w:gridCol w:w="291"/>
+                    <w:gridCol w:w="291"/>
+                    <w:gridCol w:w="291"/>
+                    <w:gridCol w:w="291"/>
+                    <w:gridCol w:w="291"/>
+                    <w:gridCol w:w="291"/>
                   </w:tblGrid>
                   <w:tr>
                     <w:tc>
                       <w:tcPr>
-                        <w:tcW w:type="dxa" w:w="394"/>
+                        <w:tcW w:type="dxa" w:w="291"/>
                         <w:gridSpan w:val="1"/>
                         <w:tcBorders>
                           <w:top w:val="single" w:color="000000" w:sz="4"/>
@@ -1686,7 +1686,7 @@
                     </w:tc>
                     <w:tc>
                       <w:tcPr>
-                        <w:tcW w:type="dxa" w:w="394"/>
+                        <w:tcW w:type="dxa" w:w="291"/>
                         <w:gridSpan w:val="1"/>
                         <w:tcBorders>
                           <w:top w:val="single" w:color="000000" w:sz="4"/>
@@ -1721,7 +1721,7 @@
                     </w:tc>
                     <w:tc>
                       <w:tcPr>
-                        <w:tcW w:type="dxa" w:w="394"/>
+                        <w:tcW w:type="dxa" w:w="291"/>
                         <w:gridSpan w:val="1"/>
                         <w:tcBorders>
                           <w:top w:val="single" w:color="000000" w:sz="4"/>
@@ -1756,7 +1756,7 @@
                     </w:tc>
                     <w:tc>
                       <w:tcPr>
-                        <w:tcW w:type="dxa" w:w="394"/>
+                        <w:tcW w:type="dxa" w:w="291"/>
                         <w:gridSpan w:val="1"/>
                         <w:tcBorders>
                           <w:top w:val="single" w:color="000000" w:sz="4"/>
@@ -1791,7 +1791,7 @@
                     </w:tc>
                     <w:tc>
                       <w:tcPr>
-                        <w:tcW w:type="dxa" w:w="394"/>
+                        <w:tcW w:type="dxa" w:w="291"/>
                         <w:gridSpan w:val="1"/>
                         <w:tcBorders>
                           <w:top w:val="single" w:color="000000" w:sz="4"/>
@@ -1826,7 +1826,7 @@
                     </w:tc>
                     <w:tc>
                       <w:tcPr>
-                        <w:tcW w:type="dxa" w:w="394"/>
+                        <w:tcW w:type="dxa" w:w="291"/>
                         <w:gridSpan w:val="1"/>
                         <w:tcBorders>
                           <w:top w:val="single" w:color="000000" w:sz="4"/>
@@ -1861,7 +1861,7 @@
                     </w:tc>
                     <w:tc>
                       <w:tcPr>
-                        <w:tcW w:type="dxa" w:w="394"/>
+                        <w:tcW w:type="dxa" w:w="291"/>
                         <w:gridSpan w:val="1"/>
                         <w:tcBorders>
                           <w:top w:val="single" w:color="000000" w:sz="4"/>
@@ -1896,7 +1896,7 @@
                     </w:tc>
                     <w:tc>
                       <w:tcPr>
-                        <w:tcW w:type="dxa" w:w="394"/>
+                        <w:tcW w:type="dxa" w:w="291"/>
                         <w:gridSpan w:val="1"/>
                         <w:tcBorders>
                           <w:top w:val="single" w:color="000000" w:sz="4"/>
@@ -1931,7 +1931,7 @@
                     </w:tc>
                     <w:tc>
                       <w:tcPr>
-                        <w:tcW w:type="dxa" w:w="394"/>
+                        <w:tcW w:type="dxa" w:w="291"/>
                         <w:gridSpan w:val="1"/>
                         <w:tcBorders>
                           <w:top w:val="single" w:color="000000" w:sz="4"/>
@@ -1966,7 +1966,7 @@
                     </w:tc>
                     <w:tc>
                       <w:tcPr>
-                        <w:tcW w:type="dxa" w:w="394"/>
+                        <w:tcW w:type="dxa" w:w="291"/>
                         <w:gridSpan w:val="1"/>
                         <w:tcBorders>
                           <w:top w:val="single" w:color="000000" w:sz="4"/>
@@ -2001,7 +2001,7 @@
                     </w:tc>
                     <w:tc>
                       <w:tcPr>
-                        <w:tcW w:type="dxa" w:w="394"/>
+                        <w:tcW w:type="dxa" w:w="291"/>
                         <w:gridSpan w:val="1"/>
                         <w:tcBorders>
                           <w:top w:val="single" w:color="000000" w:sz="4"/>
@@ -2036,7 +2036,7 @@
                     </w:tc>
                     <w:tc>
                       <w:tcPr>
-                        <w:tcW w:type="dxa" w:w="394"/>
+                        <w:tcW w:type="dxa" w:w="291"/>
                         <w:gridSpan w:val="1"/>
                         <w:tcBorders>
                           <w:top w:val="single" w:color="000000" w:sz="4"/>
@@ -2096,7 +2096,7 @@
       <w:tr>
         <w:tc>
           <w:tcPr>
-            <w:tcW w:type="dxa" w:w="14640"/>
+            <w:tcW w:type="dxa" w:w="10800"/>
             <w:gridSpan w:val="1"/>
             <w:tcBorders>
               <w:top w:val="single" w:color="000000" w:sz="4"/>
@@ -2114,7 +2114,7 @@
           </w:tcPr>
           <w:tbl>
             <w:tblPr>
-              <w:tblW w:type="dxa" w:w="14640"/>
+              <w:tblW w:type="dxa" w:w="10800"/>
               <w:tblBorders>
                 <w:top w:val="single" w:color="auto" w:sz="4"/>
                 <w:left w:val="single" w:color="auto" w:sz="4"/>
@@ -2125,14 +2125,14 @@
               </w:tblBorders>
             </w:tblPr>
             <w:tblGrid>
-              <w:gridCol w:w="1956"/>
-              <w:gridCol w:w="7958"/>
-              <w:gridCol w:w="4725"/>
+              <w:gridCol w:w="1443"/>
+              <w:gridCol w:w="5871"/>
+              <w:gridCol w:w="3486"/>
             </w:tblGrid>
             <w:tr>
               <w:tc>
                 <w:tcPr>
-                  <w:tcW w:type="dxa" w:w="1956"/>
+                  <w:tcW w:type="dxa" w:w="1443"/>
                   <w:gridSpan w:val="1"/>
                   <w:tcBorders>
                     <w:top w:val="single" w:color="000000" w:sz="4"/>
@@ -2168,7 +2168,7 @@
               </w:tc>
               <w:tc>
                 <w:tcPr>
-                  <w:tcW w:type="dxa" w:w="12684"/>
+                  <w:tcW w:type="dxa" w:w="9357"/>
                   <w:gridSpan w:val="2"/>
                   <w:tcBorders>
                     <w:top w:val="single" w:color="000000" w:sz="4"/>
@@ -2209,7 +2209,7 @@
               </w:trPr>
               <w:tc>
                 <w:tcPr>
-                  <w:tcW w:type="dxa" w:w="1956"/>
+                  <w:tcW w:type="dxa" w:w="1443"/>
                   <w:gridSpan w:val="1"/>
                   <w:tcBorders>
                     <w:top w:val="none" w:color="FFFFFF" w:sz="0"/>
@@ -2227,7 +2227,7 @@
                 </w:tcPr>
                 <w:tbl>
                   <w:tblPr>
-                    <w:tblW w:type="dxa" w:w="1956"/>
+                    <w:tblW w:type="dxa" w:w="1443"/>
                     <w:tblBorders>
                       <w:top w:val="single" w:color="auto" w:sz="4"/>
                       <w:left w:val="single" w:color="auto" w:sz="4"/>
@@ -2238,7 +2238,7 @@
                     </w:tblBorders>
                   </w:tblPr>
                   <w:tblGrid>
-                    <w:gridCol w:w="1956"/>
+                    <w:gridCol w:w="1443"/>
                   </w:tblGrid>
                   <w:tr>
                     <w:trPr>
@@ -2246,7 +2246,7 @@
                     </w:trPr>
                     <w:tc>
                       <w:tcPr>
-                        <w:tcW w:type="dxa" w:w="1956"/>
+                        <w:tcW w:type="dxa" w:w="1443"/>
                         <w:gridSpan w:val="1"/>
                         <w:tcBorders>
                           <w:top w:val="single" w:color="000000" w:sz="4"/>
@@ -2302,7 +2302,7 @@
                     </w:trPr>
                     <w:tc>
                       <w:tcPr>
-                        <w:tcW w:type="dxa" w:w="1956"/>
+                        <w:tcW w:type="dxa" w:w="1443"/>
                         <w:gridSpan w:val="1"/>
                         <w:tcBorders>
                           <w:top w:val="single" w:color="000000" w:sz="4"/>
@@ -2357,7 +2357,7 @@
               </w:tc>
               <w:tc>
                 <w:tcPr>
-                  <w:tcW w:type="dxa" w:w="7958"/>
+                  <w:tcW w:type="dxa" w:w="5871"/>
                   <w:gridSpan w:val="1"/>
                   <w:tcBorders>
                     <w:top w:val="single" w:color="000000" w:sz="4"/>
@@ -2409,7 +2409,7 @@
               </w:tc>
               <w:tc>
                 <w:tcPr>
-                  <w:tcW w:type="dxa" w:w="4725"/>
+                  <w:tcW w:type="dxa" w:w="3486"/>
                   <w:gridSpan w:val="1"/>
                   <w:tcBorders>
                     <w:top w:val="single" w:color="000000" w:sz="4"/>
@@ -2466,7 +2466,7 @@
       <w:tr>
         <w:tc>
           <w:tcPr>
-            <w:tcW w:type="dxa" w:w="14640"/>
+            <w:tcW w:type="dxa" w:w="10800"/>
             <w:gridSpan w:val="1"/>
             <w:tcBorders>
               <w:top w:val="single" w:color="000000" w:sz="4"/>
@@ -2507,7 +2507,7 @@
         </w:trPr>
         <w:tc>
           <w:tcPr>
-            <w:tcW w:type="dxa" w:w="14640"/>
+            <w:tcW w:type="dxa" w:w="10800"/>
             <w:gridSpan w:val="1"/>
             <w:tcBorders>
               <w:top w:val="single" w:color="000000" w:sz="4"/>
@@ -2544,7 +2544,7 @@
       <w:tr>
         <w:tc>
           <w:tcPr>
-            <w:tcW w:type="dxa" w:w="14640"/>
+            <w:tcW w:type="dxa" w:w="10800"/>
             <w:gridSpan w:val="1"/>
             <w:tcBorders>
               <w:top w:val="single" w:color="000000" w:sz="4"/>
@@ -2582,7 +2582,7 @@
       <w:tr>
         <w:tc>
           <w:tcPr>
-            <w:tcW w:type="dxa" w:w="14640"/>
+            <w:tcW w:type="dxa" w:w="10800"/>
             <w:gridSpan w:val="1"/>
             <w:tcBorders>
               <w:top w:val="single" w:color="000000" w:sz="4"/>
@@ -2600,7 +2600,7 @@
           </w:tcPr>
           <w:tbl>
             <w:tblPr>
-              <w:tblW w:type="dxa" w:w="14640"/>
+              <w:tblW w:type="dxa" w:w="10800"/>
               <w:tblBorders>
                 <w:top w:val="single" w:color="auto" w:sz="4"/>
                 <w:left w:val="single" w:color="auto" w:sz="4"/>
@@ -2611,16 +2611,16 @@
               </w:tblBorders>
             </w:tblPr>
             <w:tblGrid>
-              <w:gridCol w:w="4923"/>
-              <w:gridCol w:w="2294"/>
-              <w:gridCol w:w="2024"/>
-              <w:gridCol w:w="2024"/>
-              <w:gridCol w:w="3375"/>
+              <w:gridCol w:w="3632"/>
+              <w:gridCol w:w="1692"/>
+              <w:gridCol w:w="1493"/>
+              <w:gridCol w:w="1493"/>
+              <w:gridCol w:w="2490"/>
             </w:tblGrid>
             <w:tr>
               <w:tc>
                 <w:tcPr>
-                  <w:tcW w:type="dxa" w:w="4923"/>
+                  <w:tcW w:type="dxa" w:w="3632"/>
                   <w:gridSpan w:val="1"/>
                   <w:tcBorders>
                     <w:top w:val="single" w:color="000000" w:sz="4"/>
@@ -2655,7 +2655,7 @@
               </w:tc>
               <w:tc>
                 <w:tcPr>
-                  <w:tcW w:type="dxa" w:w="2294"/>
+                  <w:tcW w:type="dxa" w:w="1692"/>
                   <w:gridSpan w:val="1"/>
                   <w:tcBorders>
                     <w:top w:val="single" w:color="000000" w:sz="4"/>
@@ -2690,7 +2690,7 @@
               </w:tc>
               <w:tc>
                 <w:tcPr>
-                  <w:tcW w:type="dxa" w:w="2024"/>
+                  <w:tcW w:type="dxa" w:w="1493"/>
                   <w:gridSpan w:val="1"/>
                   <w:tcBorders>
                     <w:top w:val="single" w:color="000000" w:sz="4"/>
@@ -2725,7 +2725,7 @@
               </w:tc>
               <w:tc>
                 <w:tcPr>
-                  <w:tcW w:type="dxa" w:w="2024"/>
+                  <w:tcW w:type="dxa" w:w="1493"/>
                   <w:gridSpan w:val="1"/>
                   <w:tcBorders>
                     <w:top w:val="single" w:color="000000" w:sz="4"/>
@@ -2760,7 +2760,7 @@
               </w:tc>
               <w:tc>
                 <w:tcPr>
-                  <w:tcW w:type="dxa" w:w="3375"/>
+                  <w:tcW w:type="dxa" w:w="2490"/>
                   <w:gridSpan w:val="1"/>
                   <w:tcBorders>
                     <w:top w:val="single" w:color="000000" w:sz="4"/>
@@ -2800,7 +2800,7 @@
               </w:trPr>
               <w:tc>
                 <w:tcPr>
-                  <w:tcW w:type="dxa" w:w="4923"/>
+                  <w:tcW w:type="dxa" w:w="3632"/>
                   <w:gridSpan w:val="1"/>
                   <w:tcBorders>
                     <w:top w:val="single" w:color="000000" w:sz="4"/>
@@ -2835,7 +2835,7 @@
               </w:tc>
               <w:tc>
                 <w:tcPr>
-                  <w:tcW w:type="dxa" w:w="2294"/>
+                  <w:tcW w:type="dxa" w:w="1692"/>
                   <w:gridSpan w:val="1"/>
                   <w:tcBorders>
                     <w:top w:val="single" w:color="000000" w:sz="4"/>
@@ -2870,7 +2870,7 @@
               </w:tc>
               <w:tc>
                 <w:tcPr>
-                  <w:tcW w:type="dxa" w:w="2024"/>
+                  <w:tcW w:type="dxa" w:w="1493"/>
                   <w:gridSpan w:val="1"/>
                   <w:tcBorders>
                     <w:top w:val="single" w:color="000000" w:sz="4"/>
@@ -2905,7 +2905,7 @@
               </w:tc>
               <w:tc>
                 <w:tcPr>
-                  <w:tcW w:type="dxa" w:w="2024"/>
+                  <w:tcW w:type="dxa" w:w="1493"/>
                   <w:gridSpan w:val="1"/>
                   <w:tcBorders>
                     <w:top w:val="single" w:color="000000" w:sz="4"/>
@@ -2940,7 +2940,7 @@
               </w:tc>
               <w:tc>
                 <w:tcPr>
-                  <w:tcW w:type="dxa" w:w="3375"/>
+                  <w:tcW w:type="dxa" w:w="2490"/>
                   <w:gridSpan w:val="1"/>
                   <w:tcBorders>
                     <w:top w:val="single" w:color="000000" w:sz="4"/>
@@ -3029,8 +3029,8 @@
       </w:r>
     </w:p>
     <w:sectPr>
-      <w:pgSz w:w="15840" w:h="12240" w:orient="landscape"/>
-      <w:pgMar w:top="500" w:right="600" w:bottom="500" w:left="600" w:header="708" w:footer="708" w:gutter="0"/>
+      <w:pgSz w:w="12240" w:h="15840" w:orient="portrait"/>
+      <w:pgMar w:top="720" w:right="720" w:bottom="720" w:left="720" w:header="708" w:footer="708" w:gutter="0"/>
       <w:pgNumType/>
       <w:docGrid w:linePitch="360"/>
     </w:sectPr>
